--- a/docs/progress/07_hard_traps_RichaVerma_25MCSS02.docx
+++ b/docs/progress/07_hard_traps_RichaVerma_25MCSS02.docx
@@ -2,20 +2,6 @@
 <file path=word/document.xml><?xml version="1.0" encoding="utf-8"?>
 <w:document xmlns:wpc="http://schemas.microsoft.com/office/word/2010/wordprocessingCanvas" xmlns:mo="http://schemas.microsoft.com/office/mac/office/2008/main" xmlns:mc="http://schemas.openxmlformats.org/markup-compatibility/2006" xmlns:mv="urn:schemas-microsoft-com:mac:vml" xmlns:o="urn:schemas-microsoft-com:office:office" xmlns:r="http://schemas.openxmlformats.org/officeDocument/2006/relationships" xmlns:m="http://schemas.openxmlformats.org/officeDocument/2006/math" xmlns:v="urn:schemas-microsoft-com:vml" xmlns:wp14="http://schemas.microsoft.com/office/word/2010/wordprocessingDrawing" xmlns:wp="http://schemas.openxmlformats.org/drawingml/2006/wordprocessingDrawing" xmlns:w10="urn:schemas-microsoft-com:office:word" xmlns:w="http://schemas.openxmlformats.org/wordprocessingml/2006/main" xmlns:w14="http://schemas.microsoft.com/office/word/2010/wordml" xmlns:wpg="http://schemas.microsoft.com/office/word/2010/wordprocessingGroup" xmlns:wpi="http://schemas.microsoft.com/office/word/2010/wordprocessingInk" xmlns:wne="http://schemas.microsoft.com/office/word/2006/wordml" xmlns:wps="http://schemas.microsoft.com/office/word/2010/wordprocessingShape" mc:Ignorable="w14 wp14">
   <w:body>
-    <w:p>
-      <w:pPr>
-        <w:spacing w:after="40" w:before="0"/>
-      </w:pPr>
-      <w:r>
-        <w:rPr>
-          <w:rFonts w:ascii="Calibri" w:hAnsi="Calibri"/>
-          <w:b/>
-          <w:color w:val="C45C26"/>
-          <w:sz w:val="22"/>
-        </w:rPr>
-        <w:t>Progress report 7 of 10</w:t>
-      </w:r>
-    </w:p>
     <w:p>
       <w:pPr>
         <w:spacing w:after="40" w:before="0"/>
@@ -46,7 +32,7 @@
     </w:p>
     <w:p>
       <w:pPr>
-        <w:spacing w:after="40" w:before="0"/>
+        <w:spacing w:after="120" w:before="0"/>
       </w:pPr>
       <w:r>
         <w:rPr>
@@ -60,7 +46,21 @@
     </w:p>
     <w:p>
       <w:pPr>
-        <w:spacing w:after="160" w:before="0"/>
+        <w:spacing w:after="80" w:before="0"/>
+      </w:pPr>
+      <w:r>
+        <w:rPr>
+          <w:rFonts w:ascii="Calibri" w:hAnsi="Calibri"/>
+          <w:b/>
+          <w:color w:val="1B3A4B"/>
+          <w:sz w:val="26"/>
+        </w:rPr>
+        <w:t>Where this fits</w:t>
+      </w:r>
+    </w:p>
+    <w:p>
+      <w:pPr>
+        <w:spacing w:after="80" w:before="0"/>
       </w:pPr>
       <w:r>
         <w:rPr>
@@ -68,7 +68,20 @@
           <w:b w:val="0"/>
           <w:sz w:val="24"/>
         </w:rPr>
-        <w:t>This report adds 24 harder files and a live model. It continues report 6.</w:t>
+        <w:t>The pipeline can already mark lines, search the CWE book, fill the answer form, and check that form. On our first 12 files the simple checker looked perfect, because those files were easy.</w:t>
+      </w:r>
+    </w:p>
+    <w:p>
+      <w:pPr>
+        <w:spacing w:after="80" w:before="0"/>
+      </w:pPr>
+      <w:r>
+        <w:rPr>
+          <w:rFonts w:ascii="Calibri" w:hAnsi="Calibri"/>
+          <w:b w:val="0"/>
+          <w:sz w:val="24"/>
+        </w:rPr>
+        <w:t>This note is about 24 harder files we wrote on purpose, and about a live language model. These files are still ours. They are not a public test set.</w:t>
       </w:r>
     </w:p>
     <w:p>
@@ -87,8 +100,7 @@
     </w:p>
     <w:p>
       <w:pPr>
-        <w:spacing w:after="80"/>
-        <w:ind w:left="216"/>
+        <w:spacing w:after="80" w:before="0"/>
       </w:pPr>
       <w:r>
         <w:rPr>
@@ -96,13 +108,12 @@
           <w:b w:val="0"/>
           <w:sz w:val="24"/>
         </w:rPr>
-        <w:t>We wrote 24 extra Java files to fool the simple checker. Some safe files look risky. Some unsafe files look quiet.</w:t>
+        <w:t>Twelve of the new files are unsafe but quiet. Twelve are safe but look risky, often because a comment or a name mentions a flaw. A pattern checker that hunts for those words will get both kinds wrong.</w:t>
       </w:r>
     </w:p>
     <w:p>
       <w:pPr>
-        <w:spacing w:after="80"/>
-        <w:ind w:left="216"/>
+        <w:spacing w:after="80" w:before="0"/>
       </w:pPr>
       <w:r>
         <w:rPr>
@@ -110,13 +121,12 @@
           <w:b w:val="0"/>
           <w:sz w:val="24"/>
         </w:rPr>
-        <w:t>On these 24, the simple checker scores F1 = 0. It raises 12 false alarms and misses 12 bugs. The template also scores 0. It sees fewer false alarms only because comments were blanked. It still misses every bug.</w:t>
+        <w:t>On the original text, the simple checker scores F1 = 0. It raises 12 false alarms and misses 12 bugs. F1 is the combined score of false alarms and missed bugs. Zero means it failed both ways.</w:t>
       </w:r>
     </w:p>
     <w:p>
       <w:pPr>
-        <w:spacing w:after="80"/>
-        <w:ind w:left="216"/>
+        <w:spacing w:after="80" w:before="0"/>
       </w:pPr>
       <w:r>
         <w:rPr>
@@ -124,13 +134,12 @@
           <w:b w:val="0"/>
           <w:sz w:val="24"/>
         </w:rPr>
-        <w:t>The live model is Groq, model openai/gpt-oss-20b. On the same 24 files its F1 is 0.923. It has 2 false alarms and misses none.</w:t>
+        <w:t>Before the model sees a file, we blank comments and rename obvious labels such as bad and good. That stops the question from containing the answer. After that cleaning, the template still scores F1 = 0. It has fewer false alarms, because comment-only hits disappear, but it still misses every bug.</w:t>
       </w:r>
     </w:p>
     <w:p>
       <w:pPr>
-        <w:spacing w:after="80"/>
-        <w:ind w:left="216"/>
+        <w:spacing w:after="80" w:before="0"/>
       </w:pPr>
       <w:r>
         <w:rPr>
@@ -138,7 +147,20 @@
           <w:b w:val="0"/>
           <w:sz w:val="24"/>
         </w:rPr>
-        <w:t>We also turned the CWE search off and ran the model again. The score stayed 0.923. So on these 24 files, search did not improve detection.</w:t>
+        <w:t>The live model is Groq, model openai/gpt-oss-20b. It writes the same answer form. On these 24 files its F1 is 0.923: 2 false alarms and no missed bugs.</w:t>
+      </w:r>
+    </w:p>
+    <w:p>
+      <w:pPr>
+        <w:spacing w:after="80" w:before="0"/>
+      </w:pPr>
+      <w:r>
+        <w:rPr>
+          <w:rFonts w:ascii="Calibri" w:hAnsi="Calibri"/>
+          <w:b w:val="0"/>
+          <w:sz w:val="24"/>
+        </w:rPr>
+        <w:t>We ran the same 24 again with CWE search turned off. The F1 stayed 0.923. So, on this particular set, showing the model the book pages did not change detection. We do not treat that as proof that search is useless in general. We also do not treat it as proof that search helps.</w:t>
       </w:r>
     </w:p>
     <w:p>
@@ -162,7 +184,7 @@
       <w:r>
         <w:drawing>
           <wp:inline xmlns:a="http://schemas.openxmlformats.org/drawingml/2006/main" xmlns:pic="http://schemas.openxmlformats.org/drawingml/2006/picture">
-            <wp:extent cx="6400800" cy="2240280"/>
+            <wp:extent cx="5852160" cy="2048256"/>
             <wp:docPr id="1" name="Picture 1"/>
             <wp:cNvGraphicFramePr>
               <a:graphicFrameLocks noChangeAspect="1"/>
@@ -183,7 +205,7 @@
                   <pic:spPr>
                     <a:xfrm>
                       <a:off x="0" y="0"/>
-                      <a:ext cx="6400800" cy="2240280"/>
+                      <a:ext cx="5852160" cy="2048256"/>
                     </a:xfrm>
                     <a:prstGeom prst="rect"/>
                   </pic:spPr>
@@ -192,6 +214,20 @@
             </a:graphic>
           </wp:inline>
         </w:drawing>
+      </w:r>
+    </w:p>
+    <w:p>
+      <w:pPr>
+        <w:spacing w:after="120" w:before="0"/>
+      </w:pPr>
+      <w:r>
+        <w:rPr>
+          <w:rFonts w:ascii="Calibri" w:hAnsi="Calibri"/>
+          <w:b w:val="0"/>
+          <w:color w:val="5C564C"/>
+          <w:sz w:val="22"/>
+        </w:rPr>
+        <w:t>The simple checker fails these traps. The live model recovers most of them.</w:t>
       </w:r>
     </w:p>
     <w:p>
@@ -205,7 +241,7 @@
           <w:color w:val="1B3A4B"/>
           <w:sz w:val="26"/>
         </w:rPr>
-        <w:t>Numbers for this step only</w:t>
+        <w:t>The numbers</w:t>
       </w:r>
     </w:p>
     <w:tbl>
@@ -326,7 +362,7 @@
                 <w:b w:val="0"/>
                 <w:sz w:val="22"/>
               </w:rPr>
-              <w:t>Simple checker</w:t>
+              <w:t>Simple checker, original text</w:t>
             </w:r>
           </w:p>
         </w:tc>
@@ -408,7 +444,7 @@
                 <w:b w:val="0"/>
                 <w:sz w:val="22"/>
               </w:rPr>
-              <w:t>Template</w:t>
+              <w:t>Template, after cleaning</w:t>
             </w:r>
           </w:p>
         </w:tc>
@@ -572,7 +608,7 @@
                 <w:b w:val="0"/>
                 <w:sz w:val="22"/>
               </w:rPr>
-              <w:t>Live model, no search</w:t>
+              <w:t>Live model, search off</w:t>
             </w:r>
           </w:p>
         </w:tc>
@@ -644,7 +680,20 @@
     </w:tbl>
     <w:p>
       <w:pPr>
-        <w:spacing w:after="40" w:before="0"/>
+        <w:spacing w:after="120" w:before="0"/>
+      </w:pPr>
+      <w:r>
+        <w:rPr>
+          <w:rFonts w:ascii="Calibri" w:hAnsi="Calibri"/>
+          <w:b w:val="0"/>
+          <w:sz w:val="24"/>
+        </w:rPr>
+        <w:t>The live model caught every unsafe file in this set and was wrong on 2 safe files. Precision is 0.857 and recall is 1.000. Those two numbers combine into F1 0.923.</w:t>
+      </w:r>
+    </w:p>
+    <w:p>
+      <w:pPr>
+        <w:spacing w:after="80" w:before="0"/>
       </w:pPr>
       <w:r>
         <w:rPr>
@@ -653,12 +702,12 @@
           <w:color w:val="1B3A4B"/>
           <w:sz w:val="26"/>
         </w:rPr>
-        <w:t>What is next</w:t>
+        <w:t>Closing</w:t>
       </w:r>
     </w:p>
     <w:p>
       <w:pPr>
-        <w:spacing w:after="120" w:before="0"/>
+        <w:spacing w:after="80" w:before="0"/>
       </w:pPr>
       <w:r>
         <w:rPr>
@@ -666,7 +715,20 @@
           <w:b w:val="0"/>
           <w:sz w:val="24"/>
         </w:rPr>
-        <w:t>Next we will run the simple checker on six public Java test sets.</w:t>
+        <w:t>This is a useful contrast: rules fail, the model mostly recovers. It is not a public result.</w:t>
+      </w:r>
+    </w:p>
+    <w:p>
+      <w:pPr>
+        <w:spacing w:after="80" w:before="0"/>
+      </w:pPr>
+      <w:r>
+        <w:rPr>
+          <w:rFonts w:ascii="Calibri" w:hAnsi="Calibri"/>
+          <w:b w:val="0"/>
+          <w:sz w:val="24"/>
+        </w:rPr>
+        <w:t>The next measurement should be the simple checker on named public Java sets, reported separately from these 24 files.</w:t>
       </w:r>
     </w:p>
     <w:p>
@@ -680,7 +742,7 @@
           <w:color w:val="1B3A4B"/>
           <w:sz w:val="26"/>
         </w:rPr>
-        <w:t>What this report does not claim</w:t>
+        <w:t>What we are not saying</w:t>
       </w:r>
     </w:p>
     <w:p>
@@ -693,7 +755,7 @@
           <w:b w:val="0"/>
           <w:sz w:val="24"/>
         </w:rPr>
-        <w:t>These 24 files were written by us. They are not Juliet. We do not say that CWE search helps detection.</w:t>
+        <w:t>These 24 files are not Juliet. We do not say that CWE search improves detection.</w:t>
       </w:r>
     </w:p>
     <w:sectPr>

--- a/docs/progress/07_hard_traps_RichaVerma_25MCSS02.docx
+++ b/docs/progress/07_hard_traps_RichaVerma_25MCSS02.docx
@@ -161,6 +161,59 @@
           <w:sz w:val="24"/>
         </w:rPr>
         <w:t>We ran the same 24 again with CWE search turned off. The F1 stayed 0.923. So, on this particular set, showing the model the book pages did not change detection. We do not treat that as proof that search is useless in general. We also do not treat it as proof that search helps.</w:t>
+      </w:r>
+    </w:p>
+    <w:p>
+      <w:pPr>
+        <w:spacing w:after="80" w:before="0"/>
+      </w:pPr>
+      <w:r>
+        <w:rPr>
+          <w:rFonts w:ascii="Calibri" w:hAnsi="Calibri"/>
+          <w:b/>
+          <w:color w:val="1B3A4B"/>
+          <w:sz w:val="26"/>
+        </w:rPr>
+        <w:t>A concrete example</w:t>
+      </w:r>
+    </w:p>
+    <w:p>
+      <w:pPr>
+        <w:spacing w:after="80" w:before="0"/>
+      </w:pPr>
+      <w:r>
+        <w:rPr>
+          <w:rFonts w:ascii="Calibri" w:hAnsi="Calibri"/>
+          <w:b w:val="0"/>
+          <w:sz w:val="24"/>
+        </w:rPr>
+        <w:t>One safe file has a comment that says the code is flawed, but the code itself is fine. The simple checker reads the comment and raises a false alarm. After we blank comments, that alarm can disappear. The template still does not understand a quiet bug.</w:t>
+      </w:r>
+    </w:p>
+    <w:p>
+      <w:pPr>
+        <w:spacing w:after="80" w:before="0"/>
+      </w:pPr>
+      <w:r>
+        <w:rPr>
+          <w:rFonts w:ascii="Calibri" w:hAnsi="Calibri"/>
+          <w:b w:val="0"/>
+          <w:sz w:val="24"/>
+        </w:rPr>
+        <w:t>One unsafe file never uses the obvious words. The pattern checker misses it. The live model reads the method and can still call it unsafe and name a CWE.</w:t>
+      </w:r>
+    </w:p>
+    <w:p>
+      <w:pPr>
+        <w:spacing w:after="80" w:before="0"/>
+      </w:pPr>
+      <w:r>
+        <w:rPr>
+          <w:rFonts w:ascii="Calibri" w:hAnsi="Calibri"/>
+          <w:b w:val="0"/>
+          <w:sz w:val="24"/>
+        </w:rPr>
+        <w:t>Turning the book search off did not change the 0.923 score. The model was already getting the decision right from the code. The book may still matter for the explanation, but this test does not prove that.</w:t>
       </w:r>
     </w:p>
     <w:p>

--- a/docs/progress/07_hard_traps_RichaVerma_25MCSS02.docx
+++ b/docs/progress/07_hard_traps_RichaVerma_25MCSS02.docx
@@ -95,7 +95,100 @@
           <w:color w:val="1B3A4B"/>
           <w:sz w:val="26"/>
         </w:rPr>
-        <w:t>What we did</w:t>
+        <w:t>The idea we started with</w:t>
+      </w:r>
+    </w:p>
+    <w:p>
+      <w:pPr>
+        <w:spacing w:after="80" w:before="0"/>
+      </w:pPr>
+      <w:r>
+        <w:rPr>
+          <w:rFonts w:ascii="Calibri" w:hAnsi="Calibri"/>
+          <w:b w:val="0"/>
+          <w:sz w:val="24"/>
+        </w:rPr>
+        <w:t>A checker that scores perfectly on files written to match its patterns has not been tested. It has been confirmed. The next honest test is a set designed so those patterns fail.</w:t>
+      </w:r>
+    </w:p>
+    <w:p>
+      <w:pPr>
+        <w:spacing w:after="80" w:before="0"/>
+      </w:pPr>
+      <w:r>
+        <w:rPr>
+          <w:rFonts w:ascii="Calibri" w:hAnsi="Calibri"/>
+          <w:b w:val="0"/>
+          <w:sz w:val="24"/>
+        </w:rPr>
+        <w:t>We expected the pattern checker and the template, which follows the patterns, to score near zero. We expected a model that reads the method to do better. If the model did not do better, there would be no reason to pay for it.</w:t>
+      </w:r>
+    </w:p>
+    <w:p>
+      <w:pPr>
+        <w:spacing w:after="80" w:before="0"/>
+      </w:pPr>
+      <w:r>
+        <w:rPr>
+          <w:rFonts w:ascii="Calibri" w:hAnsi="Calibri"/>
+          <w:b/>
+          <w:color w:val="1B3A4B"/>
+          <w:sz w:val="26"/>
+        </w:rPr>
+        <w:t>Why we chose this way</w:t>
+      </w:r>
+    </w:p>
+    <w:p>
+      <w:pPr>
+        <w:spacing w:after="80" w:before="0"/>
+      </w:pPr>
+      <w:r>
+        <w:rPr>
+          <w:rFonts w:ascii="Calibri" w:hAnsi="Calibri"/>
+          <w:b w:val="0"/>
+          <w:sz w:val="24"/>
+        </w:rPr>
+        <w:t>We wrote the traps ourselves: safe code that looks dangerous, and unsafe code that looks quiet. That is a harsh test for our checker. It is also an easy test for a model that has seen similar lessons. We say both things.</w:t>
+      </w:r>
+    </w:p>
+    <w:p>
+      <w:pPr>
+        <w:spacing w:after="80" w:before="0"/>
+      </w:pPr>
+      <w:r>
+        <w:rPr>
+          <w:rFonts w:ascii="Calibri" w:hAnsi="Calibri"/>
+          <w:b w:val="0"/>
+          <w:sz w:val="24"/>
+        </w:rPr>
+        <w:t>Before the model sees the file, comments are blanked and names such as bad and good are renamed. The reason is scientific, not cosmetic. If the label is inside the question, a high score measures copying, not judgment.</w:t>
+      </w:r>
+    </w:p>
+    <w:p>
+      <w:pPr>
+        <w:spacing w:after="80" w:before="0"/>
+      </w:pPr>
+      <w:r>
+        <w:rPr>
+          <w:rFonts w:ascii="Calibri" w:hAnsi="Calibri"/>
+          <w:b w:val="0"/>
+          <w:sz w:val="24"/>
+        </w:rPr>
+        <w:t>We also ran the model with search turned off, on the same 24 files. That is the comparison that tells us whether the CWE pages changed the decision. We decided in advance that we would not claim "search helps" unless the no-search score was worse.</w:t>
+      </w:r>
+    </w:p>
+    <w:p>
+      <w:pPr>
+        <w:spacing w:after="80" w:before="0"/>
+      </w:pPr>
+      <w:r>
+        <w:rPr>
+          <w:rFonts w:ascii="Calibri" w:hAnsi="Calibri"/>
+          <w:b/>
+          <w:color w:val="1B3A4B"/>
+          <w:sz w:val="26"/>
+        </w:rPr>
+        <w:t>What we actually did</w:t>
       </w:r>
     </w:p>
     <w:p>
@@ -755,7 +848,7 @@
           <w:color w:val="1B3A4B"/>
           <w:sz w:val="26"/>
         </w:rPr>
-        <w:t>Closing</w:t>
+        <w:t>What we concluded, and why</w:t>
       </w:r>
     </w:p>
     <w:p>
@@ -781,12 +874,12 @@
           <w:b w:val="0"/>
           <w:sz w:val="24"/>
         </w:rPr>
-        <w:t>The next measurement should be the simple checker on named public Java sets, reported separately from these 24 files.</w:t>
+        <w:t>The next measurement should be the simple checker on named public Java sets, reported separately from these 24 files. The conclusion here is a contrast, not a public claim: rules fail these traps, the live model mostly recovers, and the CWE pages did not change the detection score.</w:t>
       </w:r>
     </w:p>
     <w:p>
       <w:pPr>
-        <w:spacing w:after="40" w:before="0"/>
+        <w:spacing w:after="80" w:before="0"/>
       </w:pPr>
       <w:r>
         <w:rPr>
@@ -800,7 +893,7 @@
     </w:p>
     <w:p>
       <w:pPr>
-        <w:spacing w:after="40" w:before="0"/>
+        <w:spacing w:after="80" w:before="0"/>
       </w:pPr>
       <w:r>
         <w:rPr>
